--- a/downloads/teacher/04 Units/Unit 00 - Launch - Welcome to the FACS Room/Assessment 00.1 - Unit 1 Pre-Assessment.docx
+++ b/downloads/teacher/04 Units/Unit 00 - Launch - Welcome to the FACS Room/Assessment 00.1 - Unit 1 Pre-Assessment.docx
@@ -80,157 +80,6 @@
       </w:pPr>
       <w:r>
         <w:t xml:space="preserve">Which Unit 1 lesson reads which item:</w:t>
-      </w:r>
-      <w:r>
-        <w:t xml:space="preserve"> </w:t>
-      </w:r>
-      <w:r>
-        <w:t xml:space="preserve">- Lesson 1.1 (Hunt the Hazard): items 1, 2, 11 (the three safety items)</w:t>
-      </w:r>
-      <w:r>
-        <w:t xml:space="preserve"> </w:t>
-      </w:r>
-      <w:r>
-        <w:t xml:space="preserve">- Lesson 1.2 (Handwashing and the danger zone): items 1, 11</w:t>
-      </w:r>
-      <w:r>
-        <w:t xml:space="preserve"> </w:t>
-      </w:r>
-      <w:r>
-        <w:t xml:space="preserve">- Lesson 1.5 (Tools): items 3, 4</w:t>
-      </w:r>
-      <w:r>
-        <w:t xml:space="preserve"> </w:t>
-      </w:r>
-      <w:r>
-        <w:t xml:space="preserve">- Lesson 1.9 (The six nutrients): items 5, 6, 7, 8 (the four nutrition items)</w:t>
-      </w:r>
-      <w:r>
-        <w:t xml:space="preserve"> </w:t>
-      </w:r>
-      <w:r>
-        <w:t xml:space="preserve">- Lesson 1.10 and 1.11 (MyPlate, labels): items 8, 9</w:t>
-      </w:r>
-      <w:r>
-        <w:t xml:space="preserve"> </w:t>
-      </w:r>
-      <w:r>
-        <w:t xml:space="preserve">- Lesson 1.16 (Unit price): item 13</w:t>
-      </w:r>
-      <w:r>
-        <w:t xml:space="preserve"> </w:t>
-      </w:r>
-      <w:r>
-        <w:t xml:space="preserve">- Lesson 1.17 (Storage): item 14</w:t>
-      </w:r>
-      <w:r>
-        <w:t xml:space="preserve"> </w:t>
-      </w:r>
-      <w:r>
-        <w:t xml:space="preserve">- Assessment 01.4 (Unit 1 Test): items 1, 11, and 13 are the growth measure</w:t>
-      </w:r>
-    </w:p>
-    <w:p>
-      <w:r>
-        <w:br w:type="page"/>
-      </w:r>
-    </w:p>
-    <w:p>
-      <w:pPr>
-        <w:pStyle w:val="Heading1"/>
-      </w:pPr>
-      <w:bookmarkStart w:id="21" w:name="unit-1-pre-assessment-student-version"/>
-      <w:r>
-        <w:t xml:space="preserve">Unit 1 Pre-Assessment (student version)</w:t>
-      </w:r>
-      <w:bookmarkEnd w:id="21"/>
-    </w:p>
-    <w:p>
-      <w:pPr>
-        <w:pStyle w:val="FirstParagraph"/>
-      </w:pPr>
-      <w:r>
-        <w:t xml:space="preserve">Name: ______________________ Date: __________ Period: ______</w:t>
-      </w:r>
-    </w:p>
-    <w:p>
-      <w:pPr>
-        <w:pStyle w:val="BodyText"/>
-      </w:pPr>
-      <w:r>
-        <w:t xml:space="preserve">Directions: This is not graded. It tells me what you already know so Unit 1 does not waste your time. Write what you think. A blank tells me nothing; a wrong guess tells me a lot. You have 12 minutes.</w:t>
-      </w:r>
-    </w:p>
-    <w:p>
-      <w:pPr>
-        <w:pStyle w:val="BodyText"/>
-      </w:pPr>
-      <w:r>
-        <w:rPr>
-          <w:b/>
-        </w:rPr>
-        <w:t xml:space="preserve">1.</w:t>
-      </w:r>
-      <w:r>
-        <w:t xml:space="preserve"> </w:t>
-      </w:r>
-      <w:r>
-        <w:t xml:space="preserve">You are about to cook. What is the first thing you do before you touch any food?</w:t>
-      </w:r>
-    </w:p>
-    <w:p>
-      <w:r>
-        <w:br w:type="page"/>
-      </w:r>
-    </w:p>
-    <w:p>
-      <w:pPr>
-        <w:pStyle w:val="BodyText"/>
-      </w:pPr>
-      <w:r>
-        <w:rPr>
-          <w:b/>
-        </w:rPr>
-        <w:t xml:space="preserve">2.</w:t>
-      </w:r>
-      <w:r>
-        <w:t xml:space="preserve"> </w:t>
-      </w:r>
-      <w:r>
-        <w:t xml:space="preserve">Raw chicken was cut on a cutting board. Then lettuce for a salad was cut on the same board without washing it. Circle one, then say why in a few words.</w:t>
-      </w:r>
-    </w:p>
-    <w:p>
-      <w:pPr>
-        <w:pStyle w:val="BodyText"/>
-      </w:pPr>
-      <w:r>
-        <w:t xml:space="preserve">Safe / Not safe</w:t>
-      </w:r>
-    </w:p>
-    <w:p>
-      <w:pPr>
-        <w:pStyle w:val="BodyText"/>
-      </w:pPr>
-      <w:r>
-        <w:t xml:space="preserve">Why: ________________________________________________________</w:t>
-      </w:r>
-    </w:p>
-    <w:p>
-      <w:pPr>
-        <w:pStyle w:val="BodyText"/>
-      </w:pPr>
-      <w:r>
-        <w:rPr>
-          <w:b/>
-        </w:rPr>
-        <w:t xml:space="preserve">3.</w:t>
-      </w:r>
-      <w:r>
-        <w:t xml:space="preserve"> </w:t>
-      </w:r>
-      <w:r>
-        <w:t xml:space="preserve">Name three kitchen tools and what each one does.</w:t>
       </w:r>
     </w:p>
     <w:p>
@@ -242,7 +91,7 @@
         <w:pStyle w:val="Compact"/>
       </w:pPr>
       <w:r>
-        <w:t xml:space="preserve">______________________ does ______________________</w:t>
+        <w:t xml:space="preserve">Lesson 1.1 (Hunt the Hazard): items 1, 2, 11 (the three safety items)</w:t>
       </w:r>
     </w:p>
     <w:p>
@@ -254,7 +103,7 @@
         <w:pStyle w:val="Compact"/>
       </w:pPr>
       <w:r>
-        <w:t xml:space="preserve">______________________ does ______________________</w:t>
+        <w:t xml:space="preserve">Lesson 1.2 (Handwashing and the danger zone): items 1, 11</w:t>
       </w:r>
     </w:p>
     <w:p>
@@ -266,24 +115,170 @@
         <w:pStyle w:val="Compact"/>
       </w:pPr>
       <w:r>
-        <w:t xml:space="preserve">______________________ does ______________________</w:t>
-      </w:r>
+        <w:t xml:space="preserve">Lesson 1.5 (Tools): items 3, 4</w:t>
+      </w:r>
+    </w:p>
+    <w:p>
+      <w:pPr>
+        <w:numPr>
+          <w:ilvl w:val="0"/>
+          <w:numId w:val="1001"/>
+        </w:numPr>
+        <w:pStyle w:val="Compact"/>
+      </w:pPr>
+      <w:r>
+        <w:t xml:space="preserve">Lesson 1.9 (The six nutrients): items 5, 6, 7, 8 (the four nutrition items)</w:t>
+      </w:r>
+    </w:p>
+    <w:p>
+      <w:pPr>
+        <w:numPr>
+          <w:ilvl w:val="0"/>
+          <w:numId w:val="1001"/>
+        </w:numPr>
+        <w:pStyle w:val="Compact"/>
+      </w:pPr>
+      <w:r>
+        <w:t xml:space="preserve">Lesson 1.10 and 1.11 (MyPlate, labels): items 8, 9</w:t>
+      </w:r>
+    </w:p>
+    <w:p>
+      <w:pPr>
+        <w:numPr>
+          <w:ilvl w:val="0"/>
+          <w:numId w:val="1001"/>
+        </w:numPr>
+        <w:pStyle w:val="Compact"/>
+      </w:pPr>
+      <w:r>
+        <w:t xml:space="preserve">Lesson 1.16 (Unit price): item 13</w:t>
+      </w:r>
+    </w:p>
+    <w:p>
+      <w:pPr>
+        <w:numPr>
+          <w:ilvl w:val="0"/>
+          <w:numId w:val="1001"/>
+        </w:numPr>
+        <w:pStyle w:val="Compact"/>
+      </w:pPr>
+      <w:r>
+        <w:t xml:space="preserve">Lesson 1.17 (Storage): item 14</w:t>
+      </w:r>
+    </w:p>
+    <w:p>
+      <w:pPr>
+        <w:numPr>
+          <w:ilvl w:val="0"/>
+          <w:numId w:val="1001"/>
+        </w:numPr>
+        <w:pStyle w:val="Compact"/>
+      </w:pPr>
+      <w:r>
+        <w:t xml:space="preserve">Assessment 01.4 (Unit 1 Test): items 1, 11, and 13 are the growth measure</w:t>
+      </w:r>
+    </w:p>
+    <w:p>
+      <w:r>
+        <w:br w:type="page"/>
+      </w:r>
+    </w:p>
+    <w:p>
+      <w:pPr>
+        <w:pStyle w:val="Heading1"/>
+      </w:pPr>
+      <w:bookmarkStart w:id="21" w:name="unit-1-pre-assessment-student-version"/>
+      <w:r>
+        <w:t xml:space="preserve">Unit 1 Pre-Assessment (student version)</w:t>
+      </w:r>
+      <w:bookmarkEnd w:id="21"/>
     </w:p>
     <w:p>
       <w:pPr>
         <w:pStyle w:val="FirstParagraph"/>
+      </w:pPr>
+      <w:r>
+        <w:t xml:space="preserve">Name: ______________________ Date: __________ Period: ______</w:t>
+      </w:r>
+    </w:p>
+    <w:p>
+      <w:pPr>
+        <w:pStyle w:val="BodyText"/>
+      </w:pPr>
+      <w:r>
+        <w:t xml:space="preserve">Directions: This is not graded. It tells me what you already know so Unit 1 does not waste your time. Write what you think. A blank tells me nothing; a wrong guess tells me a lot. You have 12 minutes.</w:t>
+      </w:r>
+    </w:p>
+    <w:p>
+      <w:pPr>
+        <w:pStyle w:val="BodyText"/>
       </w:pPr>
       <w:r>
         <w:rPr>
           <w:b/>
         </w:rPr>
-        <w:t xml:space="preserve">4.</w:t>
+        <w:t xml:space="preserve">1.</w:t>
       </w:r>
       <w:r>
         <w:t xml:space="preserve"> </w:t>
       </w:r>
       <w:r>
-        <w:t xml:space="preserve">You need 1 cup of milk. Which do you use? Circle one.</w:t>
+        <w:t xml:space="preserve">You are about to cook. What is the first thing you do before you touch any food?</w:t>
+      </w:r>
+    </w:p>
+    <w:p>
+      <w:r>
+        <w:br w:type="page"/>
+      </w:r>
+    </w:p>
+    <w:p>
+      <w:pPr>
+        <w:pStyle w:val="BodyText"/>
+      </w:pPr>
+      <w:r>
+        <w:rPr>
+          <w:b/>
+        </w:rPr>
+        <w:t xml:space="preserve">2.</w:t>
+      </w:r>
+      <w:r>
+        <w:t xml:space="preserve"> </w:t>
+      </w:r>
+      <w:r>
+        <w:t xml:space="preserve">Raw chicken was cut on a cutting board. Then lettuce for a salad was cut on the same board without washing it. Circle one, then say why in a few words.</w:t>
+      </w:r>
+    </w:p>
+    <w:p>
+      <w:pPr>
+        <w:pStyle w:val="BodyText"/>
+      </w:pPr>
+      <w:r>
+        <w:t xml:space="preserve">Safe / Not safe</w:t>
+      </w:r>
+    </w:p>
+    <w:p>
+      <w:pPr>
+        <w:pStyle w:val="BodyText"/>
+      </w:pPr>
+      <w:r>
+        <w:t xml:space="preserve">Why: ________________________________________________________</w:t>
+      </w:r>
+    </w:p>
+    <w:p>
+      <w:pPr>
+        <w:pStyle w:val="BodyText"/>
+      </w:pPr>
+      <w:r>
+        <w:rPr>
+          <w:b/>
+        </w:rPr>
+        <w:t xml:space="preserve">3.</w:t>
+      </w:r>
+      <w:r>
+        <w:t xml:space="preserve"> </w:t>
+      </w:r>
+      <w:r>
+        <w:t xml:space="preserve">Name three kitchen tools and what each one does.</w:t>
       </w:r>
     </w:p>
     <w:p>
@@ -295,7 +290,31 @@
         <w:pStyle w:val="Compact"/>
       </w:pPr>
       <w:r>
-        <w:t xml:space="preserve">A dry measuring cup that you fill to the top b) A clear cup with a spout and lines on the side</w:t>
+        <w:t xml:space="preserve">______________________ does ______________________</w:t>
+      </w:r>
+    </w:p>
+    <w:p>
+      <w:pPr>
+        <w:numPr>
+          <w:ilvl w:val="0"/>
+          <w:numId w:val="1002"/>
+        </w:numPr>
+        <w:pStyle w:val="Compact"/>
+      </w:pPr>
+      <w:r>
+        <w:t xml:space="preserve">______________________ does ______________________</w:t>
+      </w:r>
+    </w:p>
+    <w:p>
+      <w:pPr>
+        <w:numPr>
+          <w:ilvl w:val="0"/>
+          <w:numId w:val="1002"/>
+        </w:numPr>
+        <w:pStyle w:val="Compact"/>
+      </w:pPr>
+      <w:r>
+        <w:t xml:space="preserve">______________________ does ______________________</w:t>
       </w:r>
     </w:p>
     <w:p>
@@ -306,13 +325,13 @@
         <w:rPr>
           <w:b/>
         </w:rPr>
-        <w:t xml:space="preserve">5.</w:t>
+        <w:t xml:space="preserve">4.</w:t>
       </w:r>
       <w:r>
         <w:t xml:space="preserve"> </w:t>
       </w:r>
       <w:r>
-        <w:t xml:space="preserve">Name as many of the six nutrients as you can. (These are the six kinds of things in food your body needs.)</w:t>
+        <w:t xml:space="preserve">You need 1 cup of milk. Which do you use? Circle one.</w:t>
       </w:r>
     </w:p>
     <w:p>
@@ -324,7 +343,7 @@
         <w:pStyle w:val="Compact"/>
       </w:pPr>
       <w:r>
-        <w:t xml:space="preserve">__________ 2. __________ 3. __________ 4. __________ 5. __________ 6. __________</w:t>
+        <w:t xml:space="preserve">A dry measuring cup that you fill to the top b) A clear cup with a spout and lines on the side</w:t>
       </w:r>
     </w:p>
     <w:p>
@@ -335,30 +354,13 @@
         <w:rPr>
           <w:b/>
         </w:rPr>
-        <w:t xml:space="preserve">6.</w:t>
+        <w:t xml:space="preserve">5.</w:t>
       </w:r>
       <w:r>
         <w:t xml:space="preserve"> </w:t>
       </w:r>
       <w:r>
-        <w:t xml:space="preserve">Which nutrient gives you quick energy? ______________________</w:t>
-      </w:r>
-    </w:p>
-    <w:p>
-      <w:pPr>
-        <w:pStyle w:val="BodyText"/>
-      </w:pPr>
-      <w:r>
-        <w:rPr>
-          <w:b/>
-        </w:rPr>
-        <w:t xml:space="preserve">7.</w:t>
-      </w:r>
-      <w:r>
-        <w:t xml:space="preserve"> </w:t>
-      </w:r>
-      <w:r>
-        <w:t xml:space="preserve">Name the five food groups on MyPlate.</w:t>
+        <w:t xml:space="preserve">Name as many of the six nutrients as you can. (These are the six kinds of things in food your body needs.)</w:t>
       </w:r>
     </w:p>
     <w:p>
@@ -370,6 +372,52 @@
         <w:pStyle w:val="Compact"/>
       </w:pPr>
       <w:r>
+        <w:t xml:space="preserve">__________ 2. __________ 3. __________ 4. __________ 5. __________ 6. __________</w:t>
+      </w:r>
+    </w:p>
+    <w:p>
+      <w:pPr>
+        <w:pStyle w:val="FirstParagraph"/>
+      </w:pPr>
+      <w:r>
+        <w:rPr>
+          <w:b/>
+        </w:rPr>
+        <w:t xml:space="preserve">6.</w:t>
+      </w:r>
+      <w:r>
+        <w:t xml:space="preserve"> </w:t>
+      </w:r>
+      <w:r>
+        <w:t xml:space="preserve">Which nutrient gives you quick energy? ______________________</w:t>
+      </w:r>
+    </w:p>
+    <w:p>
+      <w:pPr>
+        <w:pStyle w:val="BodyText"/>
+      </w:pPr>
+      <w:r>
+        <w:rPr>
+          <w:b/>
+        </w:rPr>
+        <w:t xml:space="preserve">7.</w:t>
+      </w:r>
+      <w:r>
+        <w:t xml:space="preserve"> </w:t>
+      </w:r>
+      <w:r>
+        <w:t xml:space="preserve">Name the five food groups on MyPlate.</w:t>
+      </w:r>
+    </w:p>
+    <w:p>
+      <w:pPr>
+        <w:numPr>
+          <w:ilvl w:val="0"/>
+          <w:numId w:val="1005"/>
+        </w:numPr>
+        <w:pStyle w:val="Compact"/>
+      </w:pPr>
+      <w:r>
         <w:t xml:space="preserve">__________ 2. __________ 3. __________ 4. __________ 5. __________</w:t>
       </w:r>
     </w:p>
@@ -458,7 +506,7 @@
       <w:pPr>
         <w:numPr>
           <w:ilvl w:val="0"/>
-          <w:numId w:val="1005"/>
+          <w:numId w:val="1006"/>
         </w:numPr>
         <w:pStyle w:val="Compact"/>
       </w:pPr>
@@ -2674,11 +2722,17 @@
       <w:r>
         <w:t xml:space="preserve">Notes:</w:t>
       </w:r>
-      <w:r>
-        <w:t xml:space="preserve"> </w:t>
-      </w:r>
-      <w:r>
-        <w:t xml:space="preserve">- Growth measure: after the Unit 1 Test, compare item 1 here (wash hands first) to the test’s handwashing item, item 11 here (danger zone) to the test’s danger zone item, and item 13 here (unit price) to the test’s unit price item, student by student. The Unit 1 Test key lists which of its items these are.</w:t>
+    </w:p>
+    <w:p>
+      <w:pPr>
+        <w:numPr>
+          <w:ilvl w:val="0"/>
+          <w:numId w:val="1007"/>
+        </w:numPr>
+        <w:pStyle w:val="Compact"/>
+      </w:pPr>
+      <w:r>
+        <w:t xml:space="preserve">Growth measure: after the Unit 1 Test, compare item 1 here (wash hands first) to the test’s handwashing item, item 11 here (danger zone) to the test’s danger zone item, and item 13 here (unit price) to the test’s unit price item, student by student. The Unit 1 Test key lists which of its items these are.</w:t>
       </w:r>
       <w:r>
         <w:t xml:space="preserve"> </w:t>
@@ -2725,23 +2779,41 @@
         </w:rPr>
         <w:t xml:space="preserve">Read that as a comparison by topic, not by matching item number: pre-assessment 1 to test 2, pre-assessment 11 to test 1, pre-assessment 13 to test 17, plus pre-assessment 5 to test 11 and pre-assessment 7 to test 13. Or renumber one of the two. Decide once and write it on both keys.]</w:t>
       </w:r>
-      <w:r>
-        <w:t xml:space="preserve"> </w:t>
-      </w:r>
-      <w:r>
-        <w:t xml:space="preserve">- Grade 6 version: omit items 13 and 15 (unit price and the attitude item) and allow the full 12 minutes for the rest. Grade 8 stretch: item 13 asks for the answer to the cent.</w:t>
-      </w:r>
-      <w:r>
-        <w:t xml:space="preserve"> </w:t>
-      </w:r>
-      <w:r>
-        <w:t xml:space="preserve">- ELL: a bilingual dictionary is allowed; the items may be read aloud in a small group; items 3, 5, and 7 accept answers in the home language (score them with the ENL teacher’s help or the class word list).</w:t>
-      </w:r>
-      <w:r>
-        <w:t xml:space="preserve"> </w:t>
-      </w:r>
-      <w:r>
-        <w:t xml:space="preserve">- Absent on day 5: take it during the do now of Lesson 1.1.</w:t>
+    </w:p>
+    <w:p>
+      <w:pPr>
+        <w:numPr>
+          <w:ilvl w:val="0"/>
+          <w:numId w:val="1007"/>
+        </w:numPr>
+        <w:pStyle w:val="Compact"/>
+      </w:pPr>
+      <w:r>
+        <w:t xml:space="preserve">Grade 6 version: omit items 13 and 15 (unit price and the attitude item) and allow the full 12 minutes for the rest. Grade 8 stretch: item 13 asks for the answer to the cent.</w:t>
+      </w:r>
+    </w:p>
+    <w:p>
+      <w:pPr>
+        <w:numPr>
+          <w:ilvl w:val="0"/>
+          <w:numId w:val="1007"/>
+        </w:numPr>
+        <w:pStyle w:val="Compact"/>
+      </w:pPr>
+      <w:r>
+        <w:t xml:space="preserve">ELL: a bilingual dictionary is allowed; the items may be read aloud in a small group; items 3, 5, and 7 accept answers in the home language (score them with the ENL teacher’s help or the class word list).</w:t>
+      </w:r>
+    </w:p>
+    <w:p>
+      <w:pPr>
+        <w:numPr>
+          <w:ilvl w:val="0"/>
+          <w:numId w:val="1007"/>
+        </w:numPr>
+        <w:pStyle w:val="Compact"/>
+      </w:pPr>
+      <w:r>
+        <w:t xml:space="preserve">Absent on day 5: take it during the do now of Lesson 1.1.</w:t>
       </w:r>
     </w:p>
     <w:sectPr>
@@ -2926,8 +2998,111 @@
       </w:pPr>
     </w:lvl>
   </w:abstractNum>
+  <w:abstractNum w:abstractNumId="991">
+    <w:nsid w:val="ea454b4c"/>
+    <w:multiLevelType w:val="multilevel"/>
+    <w:lvl w:ilvl="0">
+      <w:numFmt w:val="bullet"/>
+      <w:lvlText w:val="•"/>
+      <w:lvlJc w:val="left"/>
+      <w:pPr>
+        <w:tabs>
+          <w:tab w:val="num" w:pos="0"/>
+        </w:tabs>
+        <w:ind w:left="480" w:hanging="480"/>
+      </w:pPr>
+    </w:lvl>
+    <w:lvl w:ilvl="1">
+      <w:numFmt w:val="bullet"/>
+      <w:lvlText w:val="–"/>
+      <w:lvlJc w:val="left"/>
+      <w:pPr>
+        <w:tabs>
+          <w:tab w:val="num" w:pos="720"/>
+        </w:tabs>
+        <w:ind w:left="1200" w:hanging="480"/>
+      </w:pPr>
+    </w:lvl>
+    <w:lvl w:ilvl="2">
+      <w:numFmt w:val="bullet"/>
+      <w:lvlText w:val="•"/>
+      <w:lvlJc w:val="left"/>
+      <w:pPr>
+        <w:tabs>
+          <w:tab w:val="num" w:pos="1440"/>
+        </w:tabs>
+        <w:ind w:left="1920" w:hanging="480"/>
+      </w:pPr>
+    </w:lvl>
+    <w:lvl w:ilvl="3">
+      <w:numFmt w:val="bullet"/>
+      <w:lvlText w:val="–"/>
+      <w:lvlJc w:val="left"/>
+      <w:pPr>
+        <w:tabs>
+          <w:tab w:val="num" w:pos="2160"/>
+        </w:tabs>
+        <w:ind w:left="2640" w:hanging="480"/>
+      </w:pPr>
+    </w:lvl>
+    <w:lvl w:ilvl="4">
+      <w:numFmt w:val="bullet"/>
+      <w:lvlText w:val="•"/>
+      <w:lvlJc w:val="left"/>
+      <w:pPr>
+        <w:tabs>
+          <w:tab w:val="num" w:pos="2880"/>
+        </w:tabs>
+        <w:ind w:left="3360" w:hanging="480"/>
+      </w:pPr>
+    </w:lvl>
+    <w:lvl w:ilvl="5">
+      <w:numFmt w:val="bullet"/>
+      <w:lvlText w:val="–"/>
+      <w:lvlJc w:val="left"/>
+      <w:pPr>
+        <w:tabs>
+          <w:tab w:val="num" w:pos="3600"/>
+        </w:tabs>
+        <w:ind w:left="4080" w:hanging="480"/>
+      </w:pPr>
+    </w:lvl>
+    <w:lvl w:ilvl="6">
+      <w:numFmt w:val="bullet"/>
+      <w:lvlText w:val="•"/>
+      <w:lvlJc w:val="left"/>
+      <w:pPr>
+        <w:tabs>
+          <w:tab w:val="num" w:pos="4320"/>
+        </w:tabs>
+        <w:ind w:left="4800" w:hanging="480"/>
+      </w:pPr>
+    </w:lvl>
+    <w:lvl w:ilvl="7">
+      <w:numFmt w:val="bullet"/>
+      <w:lvlText w:val="–"/>
+      <w:lvlJc w:val="left"/>
+      <w:pPr>
+        <w:tabs>
+          <w:tab w:val="num" w:pos="5040"/>
+        </w:tabs>
+        <w:ind w:left="5520" w:hanging="480"/>
+      </w:pPr>
+    </w:lvl>
+    <w:lvl w:ilvl="8">
+      <w:numFmt w:val="bullet"/>
+      <w:lvlText w:val="•"/>
+      <w:lvlJc w:val="left"/>
+      <w:pPr>
+        <w:tabs>
+          <w:tab w:val="num" w:pos="5760"/>
+        </w:tabs>
+        <w:ind w:left="6240" w:hanging="480"/>
+      </w:pPr>
+    </w:lvl>
+  </w:abstractNum>
   <w:abstractNum w:abstractNumId="99411">
-    <w:nsid w:val="ea454b4c"/>
+    <w:nsid w:val="71315dca"/>
     <w:multiLevelType w:val="multilevel"/>
     <w:lvl w:ilvl="0">
       <w:start w:val="1"/>
@@ -3039,7 +3214,7 @@
     </w:lvl>
   </w:abstractNum>
   <w:abstractNum w:abstractNumId="99721">
-    <w:nsid w:val="71315dca"/>
+    <w:nsid w:val="47261bad"/>
     <w:multiLevelType w:val="multilevel"/>
     <w:lvl w:ilvl="0">
       <w:start w:val="1"/>
@@ -3154,6 +3329,9 @@
     <w:abstractNumId w:val="990"/>
   </w:num>
   <w:num w:numId="1001">
+    <w:abstractNumId w:val="991"/>
+  </w:num>
+  <w:num w:numId="1002">
     <w:abstractNumId w:val="99411"/>
     <w:lvlOverride w:ilvl="0">
       <w:startOverride w:val="1"/>
@@ -3183,38 +3361,8 @@
       <w:startOverride w:val="1"/>
     </w:lvlOverride>
   </w:num>
-  <w:num w:numId="1002">
+  <w:num w:numId="1003">
     <w:abstractNumId w:val="99721"/>
-    <w:lvlOverride w:ilvl="0">
-      <w:startOverride w:val="1"/>
-    </w:lvlOverride>
-    <w:lvlOverride w:ilvl="1">
-      <w:startOverride w:val="1"/>
-    </w:lvlOverride>
-    <w:lvlOverride w:ilvl="2">
-      <w:startOverride w:val="1"/>
-    </w:lvlOverride>
-    <w:lvlOverride w:ilvl="3">
-      <w:startOverride w:val="1"/>
-    </w:lvlOverride>
-    <w:lvlOverride w:ilvl="4">
-      <w:startOverride w:val="1"/>
-    </w:lvlOverride>
-    <w:lvlOverride w:ilvl="5">
-      <w:startOverride w:val="1"/>
-    </w:lvlOverride>
-    <w:lvlOverride w:ilvl="6">
-      <w:startOverride w:val="1"/>
-    </w:lvlOverride>
-    <w:lvlOverride w:ilvl="7">
-      <w:startOverride w:val="1"/>
-    </w:lvlOverride>
-    <w:lvlOverride w:ilvl="8">
-      <w:startOverride w:val="1"/>
-    </w:lvlOverride>
-  </w:num>
-  <w:num w:numId="1003">
-    <w:abstractNumId w:val="99411"/>
     <w:lvlOverride w:ilvl="0">
       <w:startOverride w:val="1"/>
     </w:lvlOverride>
@@ -3274,6 +3422,36 @@
     </w:lvlOverride>
   </w:num>
   <w:num w:numId="1005">
+    <w:abstractNumId w:val="99411"/>
+    <w:lvlOverride w:ilvl="0">
+      <w:startOverride w:val="1"/>
+    </w:lvlOverride>
+    <w:lvlOverride w:ilvl="1">
+      <w:startOverride w:val="1"/>
+    </w:lvlOverride>
+    <w:lvlOverride w:ilvl="2">
+      <w:startOverride w:val="1"/>
+    </w:lvlOverride>
+    <w:lvlOverride w:ilvl="3">
+      <w:startOverride w:val="1"/>
+    </w:lvlOverride>
+    <w:lvlOverride w:ilvl="4">
+      <w:startOverride w:val="1"/>
+    </w:lvlOverride>
+    <w:lvlOverride w:ilvl="5">
+      <w:startOverride w:val="1"/>
+    </w:lvlOverride>
+    <w:lvlOverride w:ilvl="6">
+      <w:startOverride w:val="1"/>
+    </w:lvlOverride>
+    <w:lvlOverride w:ilvl="7">
+      <w:startOverride w:val="1"/>
+    </w:lvlOverride>
+    <w:lvlOverride w:ilvl="8">
+      <w:startOverride w:val="1"/>
+    </w:lvlOverride>
+  </w:num>
+  <w:num w:numId="1006">
     <w:abstractNumId w:val="99721"/>
     <w:lvlOverride w:ilvl="0">
       <w:startOverride w:val="1"/>
@@ -3302,6 +3480,9 @@
     <w:lvlOverride w:ilvl="8">
       <w:startOverride w:val="1"/>
     </w:lvlOverride>
+  </w:num>
+  <w:num w:numId="1007">
+    <w:abstractNumId w:val="991"/>
   </w:num>
 </w:numbering>
 </file>

--- a/downloads/teacher/04 Units/Unit 00 - Launch - Welcome to the FACS Room/Assessment 00.1 - Unit 1 Pre-Assessment.docx
+++ b/downloads/teacher/04 Units/Unit 00 - Launch - Welcome to the FACS Room/Assessment 00.1 - Unit 1 Pre-Assessment.docx
@@ -2717,14 +2717,6 @@
     </w:tbl>
     <w:p>
       <w:pPr>
-        <w:pStyle w:val="BodyText"/>
-      </w:pPr>
-      <w:r>
-        <w:t xml:space="preserve">Notes:</w:t>
-      </w:r>
-    </w:p>
-    <w:p>
-      <w:pPr>
         <w:numPr>
           <w:ilvl w:val="0"/>
           <w:numId w:val="1007"/>
@@ -2733,51 +2725,6 @@
       </w:pPr>
       <w:r>
         <w:t xml:space="preserve">Growth measure: after the Unit 1 Test, compare item 1 here (wash hands first) to the test’s handwashing item, item 11 here (danger zone) to the test’s danger zone item, and item 13 here (unit price) to the test’s unit price item, student by student. The Unit 1 Test key lists which of its items these are.</w:t>
-      </w:r>
-      <w:r>
-        <w:t xml:space="preserve"> </w:t>
-      </w:r>
-      <w:r>
-        <w:rPr>
-          <w:rStyle w:val="TeacherNote"/>
-        </w:rPr>
-        <w:t xml:space="preserve">[Sal: the Unit 1 Test as written has the danger zone at item 1, the six nutrients at item 11, and the food groups at item 13; its growth note says to compare</w:t>
-      </w:r>
-      <w:r>
-        <w:rPr>
-          <w:rStyle w:val="TeacherNote"/>
-        </w:rPr>
-        <w:t xml:space="preserve"> </w:t>
-      </w:r>
-      <w:r>
-        <w:rPr>
-          <w:rStyle w:val="TeacherNote"/>
-        </w:rPr>
-        <w:t xml:space="preserve">“</w:t>
-      </w:r>
-      <w:r>
-        <w:rPr>
-          <w:rStyle w:val="TeacherNote"/>
-        </w:rPr>
-        <w:t xml:space="preserve">items 1, 11, and 13 to the pre-assessment.</w:t>
-      </w:r>
-      <w:r>
-        <w:rPr>
-          <w:rStyle w:val="TeacherNote"/>
-        </w:rPr>
-        <w:t xml:space="preserve">”</w:t>
-      </w:r>
-      <w:r>
-        <w:rPr>
-          <w:rStyle w:val="TeacherNote"/>
-        </w:rPr>
-        <w:t xml:space="preserve"> </w:t>
-      </w:r>
-      <w:r>
-        <w:rPr>
-          <w:rStyle w:val="TeacherNote"/>
-        </w:rPr>
-        <w:t xml:space="preserve">Read that as a comparison by topic, not by matching item number: pre-assessment 1 to test 2, pre-assessment 11 to test 1, pre-assessment 13 to test 17, plus pre-assessment 5 to test 11 and pre-assessment 7 to test 13. Or renumber one of the two. Decide once and write it on both keys.]</w:t>
       </w:r>
     </w:p>
     <w:p>
